--- a/Cover_Letters/Shinoy_ClickHouse_QA_Engineer___Core_Database_Cover_Letter.docx
+++ b/Cover_Letters/Shinoy_ClickHouse_QA_Engineer___Core_Database_Cover_Letter.docx
@@ -14,7 +14,7 @@
     </w:p>
     <w:p>
       <w:r>
-        <w:t>August 23, 2026</w:t>
+        <w:t>August 25, 2026</w:t>
       </w:r>
     </w:p>
     <w:p>
@@ -25,7 +25,7 @@
     <w:p/>
     <w:p>
       <w:r>
-        <w:t>Hi Hiring Team,</w:t>
+        <w:t>Hi ClickHouse Hiring Team,</w:t>
       </w:r>
     </w:p>
     <w:p>
@@ -35,7 +35,12 @@
     </w:p>
     <w:p>
       <w:r>
-        <w:t>With over 8 years of experience in test automation, backend database validation, and CI/CD pipeline management, I am well-prepared to contribute to ClickHouse. My background includes working with complex SQL queries, building test frameworks from scratch, and collaborating with engineering teams to ensure reliable software releases.</w:t>
+        <w:t>I have spent over eight years working on test automation, backend data validation, and release engineering processes for financial and cloud-connected systems. Your focus on building and scaling real-time analytics platforms aligns well with my background in writing database queries, managing Linux-based environments, and building test frameworks.</w:t>
+      </w:r>
+    </w:p>
+    <w:p>
+      <w:r>
+        <w:t>I am comfortable reading code for validation, working with Git and shell scripting, and collaborating closely with remote development teams to catch issues before they reach production. I also appreciate your work in AI workloads and have practical experience streamlining test generation using tools like Gemini Code Assist.</w:t>
       </w:r>
     </w:p>
     <w:p>

--- a/Cover_Letters/Shinoy_ClickHouse_QA_Engineer___Core_Database_Cover_Letter.docx
+++ b/Cover_Letters/Shinoy_ClickHouse_QA_Engineer___Core_Database_Cover_Letter.docx
@@ -14,7 +14,7 @@
     </w:p>
     <w:p>
       <w:r>
-        <w:t>August 25, 2026</w:t>
+        <w:t>September 15, 2026</w:t>
       </w:r>
     </w:p>
     <w:p>
@@ -35,12 +35,7 @@
     </w:p>
     <w:p>
       <w:r>
-        <w:t>I have spent over eight years working on test automation, backend data validation, and release engineering processes for financial and cloud-connected systems. Your focus on building and scaling real-time analytics platforms aligns well with my background in writing database queries, managing Linux-based environments, and building test frameworks.</w:t>
-      </w:r>
-    </w:p>
-    <w:p>
-      <w:r>
-        <w:t>I am comfortable reading code for validation, working with Git and shell scripting, and collaborating closely with remote development teams to catch issues before they reach production. I also appreciate your work in AI workloads and have practical experience streamlining test generation using tools like Gemini Code Assist.</w:t>
+        <w:t>Your focus on improving the quality and efficiency of both open-source and cloud offerings aligns closely with my background in test automation and release engineering. In my recent work, I have built test frameworks from the ground up, managed backend validation using SQL, and worked extensively within Linux environments and Git. I have also used tools like Gemini Code Assist to streamline test generation scripts, which helps speed up release cycles.</w:t>
       </w:r>
     </w:p>
     <w:p>
